--- a/3 year/PBZ/docs/pbz_9.docx
+++ b/3 year/PBZ/docs/pbz_9.docx
@@ -1379,10 +1379,10 @@
         </w:rPr>
         <w:lastRenderedPageBreak/>
         <w:drawing>
-          <wp:inline distT="0" distB="0" distL="0" distR="0" wp14:anchorId="5B6C8EED" wp14:editId="366758D0">
-            <wp:extent cx="5433060" cy="4442460"/>
-            <wp:effectExtent l="0" t="0" r="0" b="0"/>
-            <wp:docPr id="1" name="Рисунок 1"/>
+          <wp:inline distT="0" distB="0" distL="0" distR="0" wp14:anchorId="5DBB70DA" wp14:editId="7773AF68">
+            <wp:extent cx="5937885" cy="4566285"/>
+            <wp:effectExtent l="0" t="0" r="5715" b="5715"/>
+            <wp:docPr id="2" name="Рисунок 2"/>
             <wp:cNvGraphicFramePr>
               <a:graphicFrameLocks xmlns:a="http://schemas.openxmlformats.org/drawingml/2006/main" noChangeAspect="1"/>
             </wp:cNvGraphicFramePr>
@@ -1395,7 +1395,7 @@
                       <a:picLocks noChangeAspect="1" noChangeArrowheads="1"/>
                     </pic:cNvPicPr>
                   </pic:nvPicPr>
-                  <pic:blipFill rotWithShape="1">
+                  <pic:blipFill>
                     <a:blip r:embed="rId5">
                       <a:extLst>
                         <a:ext uri="{28A0092B-C50C-407E-A947-70E740481C1C}">
@@ -1403,13 +1403,15 @@
                         </a:ext>
                       </a:extLst>
                     </a:blip>
-                    <a:srcRect t="2633" r="8540" b="16572"/>
-                    <a:stretch/>
+                    <a:srcRect/>
+                    <a:stretch>
+                      <a:fillRect/>
+                    </a:stretch>
                   </pic:blipFill>
                   <pic:spPr bwMode="auto">
                     <a:xfrm>
                       <a:off x="0" y="0"/>
-                      <a:ext cx="5433060" cy="4442460"/>
+                      <a:ext cx="5937885" cy="4566285"/>
                     </a:xfrm>
                     <a:prstGeom prst="rect">
                       <a:avLst/>
@@ -1418,11 +1420,6 @@
                     <a:ln>
                       <a:noFill/>
                     </a:ln>
-                    <a:extLst>
-                      <a:ext uri="{53640926-AAD7-44D8-BBD7-CCE9431645EC}">
-                        <a14:shadowObscured xmlns:a14="http://schemas.microsoft.com/office/drawing/2010/main"/>
-                      </a:ext>
-                    </a:extLst>
                   </pic:spPr>
                 </pic:pic>
               </a:graphicData>

--- a/3 year/PBZ/docs/pbz_9.docx
+++ b/3 year/PBZ/docs/pbz_9.docx
@@ -674,6 +674,8 @@
         <w:spacing w:before="100" w:beforeAutospacing="1" w:after="100" w:afterAutospacing="1" w:line="240" w:lineRule="auto"/>
         <w:rPr>
           <w:rFonts w:ascii="Times New Roman" w:hAnsi="Times New Roman" w:cs="Times New Roman"/>
+          <w:b/>
+          <w:bCs/>
           <w:sz w:val="28"/>
           <w:szCs w:val="28"/>
         </w:rPr>
@@ -685,47 +687,26 @@
           <w:sz w:val="28"/>
           <w:szCs w:val="28"/>
         </w:rPr>
-        <w:t>Человек</w:t>
-      </w:r>
-      <w:r>
-        <w:rPr>
-          <w:rFonts w:ascii="Times New Roman" w:hAnsi="Times New Roman" w:cs="Times New Roman"/>
+        <w:t>Челове</w:t>
+      </w:r>
+      <w:r>
+        <w:rPr>
+          <w:rStyle w:val="aa"/>
+          <w:rFonts w:ascii="Times New Roman" w:hAnsi="Times New Roman" w:cs="Times New Roman"/>
+          <w:sz w:val="28"/>
+          <w:szCs w:val="28"/>
+        </w:rPr>
+        <w:t>к</w:t>
+      </w:r>
+      <w:r>
+        <w:rPr>
+          <w:rFonts w:ascii="Times New Roman" w:hAnsi="Times New Roman" w:cs="Times New Roman"/>
+          <w:b/>
+          <w:bCs/>
           <w:sz w:val="28"/>
           <w:szCs w:val="28"/>
         </w:rPr>
         <w:t xml:space="preserve"> </w:t>
-      </w:r>
-    </w:p>
-    <w:p>
-      <w:pPr>
-        <w:numPr>
-          <w:ilvl w:val="1"/>
-          <w:numId w:val="5"/>
-        </w:numPr>
-        <w:suppressAutoHyphens w:val="0"/>
-        <w:spacing w:before="100" w:beforeAutospacing="1" w:after="100" w:afterAutospacing="1" w:line="240" w:lineRule="auto"/>
-        <w:rPr>
-          <w:rFonts w:ascii="Times New Roman" w:hAnsi="Times New Roman" w:cs="Times New Roman"/>
-          <w:sz w:val="28"/>
-          <w:szCs w:val="28"/>
-        </w:rPr>
-      </w:pPr>
-      <w:r>
-        <w:rPr>
-          <w:rStyle w:val="aa"/>
-          <w:rFonts w:ascii="Times New Roman" w:hAnsi="Times New Roman" w:cs="Times New Roman"/>
-          <w:sz w:val="28"/>
-          <w:szCs w:val="28"/>
-        </w:rPr>
-        <w:t>Клиент</w:t>
-      </w:r>
-      <w:r>
-        <w:rPr>
-          <w:rFonts w:ascii="Times New Roman" w:hAnsi="Times New Roman" w:cs="Times New Roman"/>
-          <w:sz w:val="28"/>
-          <w:szCs w:val="28"/>
-        </w:rPr>
-        <w:t xml:space="preserve"> (Иван)</w:t>
       </w:r>
     </w:p>
     <w:p>
@@ -738,74 +719,21 @@
         <w:spacing w:before="100" w:beforeAutospacing="1" w:after="100" w:afterAutospacing="1" w:line="240" w:lineRule="auto"/>
         <w:rPr>
           <w:rFonts w:ascii="Times New Roman" w:hAnsi="Times New Roman" w:cs="Times New Roman"/>
-          <w:sz w:val="28"/>
-          <w:szCs w:val="28"/>
-        </w:rPr>
-      </w:pPr>
-      <w:r>
-        <w:rPr>
-          <w:rStyle w:val="aa"/>
-          <w:rFonts w:ascii="Times New Roman" w:hAnsi="Times New Roman" w:cs="Times New Roman"/>
-          <w:sz w:val="28"/>
-          <w:szCs w:val="28"/>
-        </w:rPr>
-        <w:t>Поезд</w:t>
-      </w:r>
-      <w:r>
-        <w:rPr>
-          <w:rFonts w:ascii="Times New Roman" w:hAnsi="Times New Roman" w:cs="Times New Roman"/>
-          <w:sz w:val="28"/>
-          <w:szCs w:val="28"/>
-        </w:rPr>
-        <w:t xml:space="preserve"> </w:t>
-      </w:r>
-    </w:p>
-    <w:p>
-      <w:pPr>
-        <w:numPr>
-          <w:ilvl w:val="1"/>
-          <w:numId w:val="5"/>
-        </w:numPr>
-        <w:suppressAutoHyphens w:val="0"/>
-        <w:spacing w:before="100" w:beforeAutospacing="1" w:after="100" w:afterAutospacing="1" w:line="240" w:lineRule="auto"/>
-        <w:rPr>
-          <w:rFonts w:ascii="Times New Roman" w:hAnsi="Times New Roman" w:cs="Times New Roman"/>
-          <w:sz w:val="28"/>
-          <w:szCs w:val="28"/>
-        </w:rPr>
-      </w:pPr>
-      <w:r>
-        <w:rPr>
-          <w:rStyle w:val="aa"/>
-          <w:rFonts w:ascii="Times New Roman" w:hAnsi="Times New Roman" w:cs="Times New Roman"/>
-          <w:sz w:val="28"/>
-          <w:szCs w:val="28"/>
-        </w:rPr>
-        <w:t>Дизель-поезд ДП</w:t>
-      </w:r>
-    </w:p>
-    <w:p>
-      <w:pPr>
-        <w:numPr>
-          <w:ilvl w:val="1"/>
-          <w:numId w:val="5"/>
-        </w:numPr>
-        <w:suppressAutoHyphens w:val="0"/>
-        <w:spacing w:before="100" w:beforeAutospacing="1" w:after="100" w:afterAutospacing="1" w:line="240" w:lineRule="auto"/>
-        <w:rPr>
-          <w:rFonts w:ascii="Times New Roman" w:hAnsi="Times New Roman" w:cs="Times New Roman"/>
-          <w:sz w:val="28"/>
-          <w:szCs w:val="28"/>
-        </w:rPr>
-      </w:pPr>
-      <w:r>
-        <w:rPr>
-          <w:rStyle w:val="aa"/>
-          <w:rFonts w:ascii="Times New Roman" w:hAnsi="Times New Roman" w:cs="Times New Roman"/>
-          <w:sz w:val="28"/>
-          <w:szCs w:val="28"/>
-        </w:rPr>
-        <w:t>Электропоезд ЭП</w:t>
+          <w:b/>
+          <w:bCs/>
+          <w:sz w:val="28"/>
+          <w:szCs w:val="28"/>
+        </w:rPr>
+      </w:pPr>
+      <w:r>
+        <w:rPr>
+          <w:rFonts w:ascii="Times New Roman" w:hAnsi="Times New Roman" w:cs="Times New Roman"/>
+          <w:b/>
+          <w:bCs/>
+          <w:sz w:val="28"/>
+          <w:szCs w:val="28"/>
+        </w:rPr>
+        <w:t>Кассир</w:t>
       </w:r>
     </w:p>
     <w:p>
@@ -818,18 +746,21 @@
         <w:spacing w:before="100" w:beforeAutospacing="1" w:after="100" w:afterAutospacing="1" w:line="240" w:lineRule="auto"/>
         <w:rPr>
           <w:rFonts w:ascii="Times New Roman" w:hAnsi="Times New Roman" w:cs="Times New Roman"/>
-          <w:sz w:val="28"/>
-          <w:szCs w:val="28"/>
-        </w:rPr>
-      </w:pPr>
-      <w:r>
-        <w:rPr>
-          <w:rStyle w:val="aa"/>
-          <w:rFonts w:ascii="Times New Roman" w:hAnsi="Times New Roman" w:cs="Times New Roman"/>
-          <w:sz w:val="28"/>
-          <w:szCs w:val="28"/>
-        </w:rPr>
-        <w:t>Билет</w:t>
+          <w:b/>
+          <w:bCs/>
+          <w:sz w:val="28"/>
+          <w:szCs w:val="28"/>
+        </w:rPr>
+      </w:pPr>
+      <w:r>
+        <w:rPr>
+          <w:rFonts w:ascii="Times New Roman" w:hAnsi="Times New Roman" w:cs="Times New Roman"/>
+          <w:b/>
+          <w:bCs/>
+          <w:sz w:val="28"/>
+          <w:szCs w:val="28"/>
+        </w:rPr>
+        <w:t>Клиент</w:t>
       </w:r>
     </w:p>
     <w:p>
@@ -853,7 +784,7 @@
           <w:sz w:val="28"/>
           <w:szCs w:val="28"/>
         </w:rPr>
-        <w:t>Направление</w:t>
+        <w:t>Поезд</w:t>
       </w:r>
       <w:r>
         <w:rPr>
@@ -862,54 +793,6 @@
           <w:szCs w:val="28"/>
         </w:rPr>
         <w:t xml:space="preserve"> </w:t>
-      </w:r>
-    </w:p>
-    <w:p>
-      <w:pPr>
-        <w:numPr>
-          <w:ilvl w:val="1"/>
-          <w:numId w:val="5"/>
-        </w:numPr>
-        <w:suppressAutoHyphens w:val="0"/>
-        <w:spacing w:before="100" w:beforeAutospacing="1" w:after="100" w:afterAutospacing="1" w:line="240" w:lineRule="auto"/>
-        <w:rPr>
-          <w:rFonts w:ascii="Times New Roman" w:hAnsi="Times New Roman" w:cs="Times New Roman"/>
-          <w:sz w:val="28"/>
-          <w:szCs w:val="28"/>
-        </w:rPr>
-      </w:pPr>
-      <w:r>
-        <w:rPr>
-          <w:rStyle w:val="aa"/>
-          <w:rFonts w:ascii="Times New Roman" w:hAnsi="Times New Roman" w:cs="Times New Roman"/>
-          <w:sz w:val="28"/>
-          <w:szCs w:val="28"/>
-        </w:rPr>
-        <w:t>Минск - Брест</w:t>
-      </w:r>
-    </w:p>
-    <w:p>
-      <w:pPr>
-        <w:numPr>
-          <w:ilvl w:val="1"/>
-          <w:numId w:val="5"/>
-        </w:numPr>
-        <w:suppressAutoHyphens w:val="0"/>
-        <w:spacing w:before="100" w:beforeAutospacing="1" w:after="100" w:afterAutospacing="1" w:line="240" w:lineRule="auto"/>
-        <w:rPr>
-          <w:rFonts w:ascii="Times New Roman" w:hAnsi="Times New Roman" w:cs="Times New Roman"/>
-          <w:sz w:val="28"/>
-          <w:szCs w:val="28"/>
-        </w:rPr>
-      </w:pPr>
-      <w:r>
-        <w:rPr>
-          <w:rStyle w:val="aa"/>
-          <w:rFonts w:ascii="Times New Roman" w:hAnsi="Times New Roman" w:cs="Times New Roman"/>
-          <w:sz w:val="28"/>
-          <w:szCs w:val="28"/>
-        </w:rPr>
-        <w:t>Минск - Слуцк</w:t>
       </w:r>
     </w:p>
     <w:p>
@@ -933,7 +816,7 @@
           <w:sz w:val="28"/>
           <w:szCs w:val="28"/>
         </w:rPr>
-        <w:t>Расписание</w:t>
+        <w:t>Билет</w:t>
       </w:r>
     </w:p>
     <w:p>
@@ -957,7 +840,15 @@
           <w:sz w:val="28"/>
           <w:szCs w:val="28"/>
         </w:rPr>
-        <w:t>Свободные места</w:t>
+        <w:t>Направление</w:t>
+      </w:r>
+      <w:r>
+        <w:rPr>
+          <w:rFonts w:ascii="Times New Roman" w:hAnsi="Times New Roman" w:cs="Times New Roman"/>
+          <w:sz w:val="28"/>
+          <w:szCs w:val="28"/>
+        </w:rPr>
+        <w:t xml:space="preserve"> </w:t>
       </w:r>
     </w:p>
     <w:p>
@@ -1061,34 +952,6 @@
     </w:p>
     <w:p>
       <w:pPr>
-        <w:pStyle w:val="a9"/>
-        <w:numPr>
-          <w:ilvl w:val="0"/>
-          <w:numId w:val="7"/>
-        </w:numPr>
-        <w:rPr>
-          <w:sz w:val="28"/>
-          <w:szCs w:val="28"/>
-        </w:rPr>
-      </w:pPr>
-      <w:r>
-        <w:rPr>
-          <w:rStyle w:val="aa"/>
-          <w:sz w:val="28"/>
-          <w:szCs w:val="28"/>
-        </w:rPr>
-        <w:t>Являться экземпляром (is-a)</w:t>
-      </w:r>
-      <w:r>
-        <w:rPr>
-          <w:sz w:val="28"/>
-          <w:szCs w:val="28"/>
-        </w:rPr>
-        <w:t>:</w:t>
-      </w:r>
-    </w:p>
-    <w:p>
-      <w:pPr>
         <w:numPr>
           <w:ilvl w:val="1"/>
           <w:numId w:val="7"/>
@@ -1107,7 +970,51 @@
           <w:sz w:val="28"/>
           <w:szCs w:val="28"/>
         </w:rPr>
-        <w:t>Иван является экземпляром Клиента.</w:t>
+        <w:t>Человек</w:t>
+      </w:r>
+      <w:r>
+        <w:rPr>
+          <w:rFonts w:ascii="Times New Roman" w:hAnsi="Times New Roman" w:cs="Times New Roman"/>
+          <w:sz w:val="28"/>
+          <w:szCs w:val="28"/>
+        </w:rPr>
+        <w:t xml:space="preserve"> →</w:t>
+      </w:r>
+      <w:r>
+        <w:rPr>
+          <w:rFonts w:ascii="Times New Roman" w:hAnsi="Times New Roman" w:cs="Times New Roman"/>
+          <w:sz w:val="28"/>
+          <w:szCs w:val="28"/>
+        </w:rPr>
+        <w:t xml:space="preserve"> Кассир</w:t>
+      </w:r>
+    </w:p>
+    <w:p>
+      <w:pPr>
+        <w:pStyle w:val="a9"/>
+        <w:numPr>
+          <w:ilvl w:val="0"/>
+          <w:numId w:val="7"/>
+        </w:numPr>
+        <w:rPr>
+          <w:sz w:val="28"/>
+          <w:szCs w:val="28"/>
+        </w:rPr>
+      </w:pPr>
+      <w:r>
+        <w:rPr>
+          <w:rStyle w:val="aa"/>
+          <w:sz w:val="28"/>
+          <w:szCs w:val="28"/>
+        </w:rPr>
+        <w:t>Являться экземпляром (is-a)</w:t>
+      </w:r>
+      <w:r>
+        <w:rPr>
+          <w:sz w:val="28"/>
+          <w:szCs w:val="28"/>
+        </w:rPr>
+        <w:t>:</w:t>
       </w:r>
     </w:p>
     <w:p>
@@ -1130,7 +1037,7 @@
           <w:sz w:val="28"/>
           <w:szCs w:val="28"/>
         </w:rPr>
-        <w:t>Дизель-поезд ДП является экземпляром Поезда.</w:t>
+        <w:t>Иван является экземпляром Клиента.</w:t>
       </w:r>
     </w:p>
     <w:p>
@@ -1153,35 +1060,7 @@
           <w:sz w:val="28"/>
           <w:szCs w:val="28"/>
         </w:rPr>
-        <w:t>Электропоезд ЭП является экземпляром Поезда.</w:t>
-      </w:r>
-    </w:p>
-    <w:p>
-      <w:pPr>
-        <w:pStyle w:val="a9"/>
-        <w:numPr>
-          <w:ilvl w:val="0"/>
-          <w:numId w:val="7"/>
-        </w:numPr>
-        <w:rPr>
-          <w:sz w:val="28"/>
-          <w:szCs w:val="28"/>
-        </w:rPr>
-      </w:pPr>
-      <w:r>
-        <w:rPr>
-          <w:rStyle w:val="aa"/>
-          <w:sz w:val="28"/>
-          <w:szCs w:val="28"/>
-        </w:rPr>
-        <w:t>Являться частью (has-part)</w:t>
-      </w:r>
-      <w:r>
-        <w:rPr>
-          <w:sz w:val="28"/>
-          <w:szCs w:val="28"/>
-        </w:rPr>
-        <w:t>:</w:t>
+        <w:t>Мария является экземпляром Кассира</w:t>
       </w:r>
     </w:p>
     <w:p>
@@ -1204,15 +1083,23 @@
           <w:sz w:val="28"/>
           <w:szCs w:val="28"/>
         </w:rPr>
-        <w:t>Железная дорога</w:t>
-      </w:r>
-      <w:r>
-        <w:rPr>
-          <w:rFonts w:ascii="Times New Roman" w:hAnsi="Times New Roman" w:cs="Times New Roman"/>
-          <w:sz w:val="28"/>
-          <w:szCs w:val="28"/>
-        </w:rPr>
-        <w:t xml:space="preserve"> имеет расписание.</w:t>
+        <w:t>Билет Ивана</w:t>
+      </w:r>
+      <w:r>
+        <w:rPr>
+          <w:rFonts w:ascii="Times New Roman" w:hAnsi="Times New Roman" w:cs="Times New Roman"/>
+          <w:sz w:val="28"/>
+          <w:szCs w:val="28"/>
+        </w:rPr>
+        <w:t xml:space="preserve"> 1</w:t>
+      </w:r>
+      <w:r>
+        <w:rPr>
+          <w:rFonts w:ascii="Times New Roman" w:hAnsi="Times New Roman" w:cs="Times New Roman"/>
+          <w:sz w:val="28"/>
+          <w:szCs w:val="28"/>
+        </w:rPr>
+        <w:t xml:space="preserve"> является экземпляром Билета</w:t>
       </w:r>
     </w:p>
     <w:p>
@@ -1235,43 +1122,23 @@
           <w:sz w:val="28"/>
           <w:szCs w:val="28"/>
         </w:rPr>
-        <w:t>Поезда имеют направления</w:t>
-      </w:r>
-      <w:r>
-        <w:rPr>
-          <w:rFonts w:ascii="Times New Roman" w:hAnsi="Times New Roman" w:cs="Times New Roman"/>
-          <w:sz w:val="28"/>
-          <w:szCs w:val="28"/>
-        </w:rPr>
-        <w:t>.</w:t>
-      </w:r>
-    </w:p>
-    <w:p>
-      <w:pPr>
-        <w:pStyle w:val="a9"/>
-        <w:numPr>
-          <w:ilvl w:val="0"/>
-          <w:numId w:val="7"/>
-        </w:numPr>
-        <w:rPr>
-          <w:sz w:val="28"/>
-          <w:szCs w:val="28"/>
-        </w:rPr>
-      </w:pPr>
-      <w:r>
-        <w:rPr>
-          <w:rStyle w:val="aa"/>
-          <w:sz w:val="28"/>
-          <w:szCs w:val="28"/>
-        </w:rPr>
-        <w:t>Функциональные</w:t>
-      </w:r>
-      <w:r>
-        <w:rPr>
-          <w:sz w:val="28"/>
-          <w:szCs w:val="28"/>
-        </w:rPr>
-        <w:t>:</w:t>
+        <w:t>Билет Ивана</w:t>
+      </w:r>
+      <w:r>
+        <w:rPr>
+          <w:rFonts w:ascii="Times New Roman" w:hAnsi="Times New Roman" w:cs="Times New Roman"/>
+          <w:sz w:val="28"/>
+          <w:szCs w:val="28"/>
+        </w:rPr>
+        <w:t xml:space="preserve"> 2</w:t>
+      </w:r>
+      <w:r>
+        <w:rPr>
+          <w:rFonts w:ascii="Times New Roman" w:hAnsi="Times New Roman" w:cs="Times New Roman"/>
+          <w:sz w:val="28"/>
+          <w:szCs w:val="28"/>
+        </w:rPr>
+        <w:t xml:space="preserve"> является экземпляром Билета</w:t>
       </w:r>
     </w:p>
     <w:p>
@@ -1294,7 +1161,23 @@
           <w:sz w:val="28"/>
           <w:szCs w:val="28"/>
         </w:rPr>
-        <w:t>Клиент покупает Билет.</w:t>
+        <w:t xml:space="preserve">Ж/Д г. Брест </w:t>
+      </w:r>
+      <w:r>
+        <w:rPr>
+          <w:rFonts w:ascii="Times New Roman" w:hAnsi="Times New Roman" w:cs="Times New Roman"/>
+          <w:sz w:val="28"/>
+          <w:szCs w:val="28"/>
+        </w:rPr>
+        <w:t>является экземпляром</w:t>
+      </w:r>
+      <w:r>
+        <w:rPr>
+          <w:rFonts w:ascii="Times New Roman" w:hAnsi="Times New Roman" w:cs="Times New Roman"/>
+          <w:sz w:val="28"/>
+          <w:szCs w:val="28"/>
+        </w:rPr>
+        <w:t xml:space="preserve"> Железной дороги</w:t>
       </w:r>
     </w:p>
     <w:p>
@@ -1317,15 +1200,7 @@
           <w:sz w:val="28"/>
           <w:szCs w:val="28"/>
         </w:rPr>
-        <w:t>Кассир продает Билет</w:t>
-      </w:r>
-      <w:r>
-        <w:rPr>
-          <w:rFonts w:ascii="Times New Roman" w:hAnsi="Times New Roman" w:cs="Times New Roman"/>
-          <w:sz w:val="28"/>
-          <w:szCs w:val="28"/>
-        </w:rPr>
-        <w:t>.</w:t>
+        <w:t>Дизель-поезд ДП является экземпляром Поезда.</w:t>
       </w:r>
     </w:p>
     <w:p>
@@ -1348,6 +1223,294 @@
           <w:sz w:val="28"/>
           <w:szCs w:val="28"/>
         </w:rPr>
+        <w:t>Электропоезд ЭП является экземпляром Поезда.</w:t>
+      </w:r>
+    </w:p>
+    <w:p>
+      <w:pPr>
+        <w:numPr>
+          <w:ilvl w:val="1"/>
+          <w:numId w:val="7"/>
+        </w:numPr>
+        <w:suppressAutoHyphens w:val="0"/>
+        <w:spacing w:before="100" w:beforeAutospacing="1" w:after="100" w:afterAutospacing="1" w:line="240" w:lineRule="auto"/>
+        <w:rPr>
+          <w:rFonts w:ascii="Times New Roman" w:hAnsi="Times New Roman" w:cs="Times New Roman"/>
+          <w:sz w:val="28"/>
+          <w:szCs w:val="28"/>
+        </w:rPr>
+      </w:pPr>
+      <w:r>
+        <w:rPr>
+          <w:rFonts w:ascii="Times New Roman" w:hAnsi="Times New Roman" w:cs="Times New Roman"/>
+          <w:sz w:val="28"/>
+          <w:szCs w:val="28"/>
+        </w:rPr>
+        <w:t xml:space="preserve">Минск – Брест </w:t>
+      </w:r>
+      <w:r>
+        <w:rPr>
+          <w:rFonts w:ascii="Times New Roman" w:hAnsi="Times New Roman" w:cs="Times New Roman"/>
+          <w:sz w:val="28"/>
+          <w:szCs w:val="28"/>
+        </w:rPr>
+        <w:t>является экземпляром</w:t>
+      </w:r>
+      <w:r>
+        <w:rPr>
+          <w:rFonts w:ascii="Times New Roman" w:hAnsi="Times New Roman" w:cs="Times New Roman"/>
+          <w:sz w:val="28"/>
+          <w:szCs w:val="28"/>
+        </w:rPr>
+        <w:t xml:space="preserve"> Направления</w:t>
+      </w:r>
+    </w:p>
+    <w:p>
+      <w:pPr>
+        <w:numPr>
+          <w:ilvl w:val="1"/>
+          <w:numId w:val="7"/>
+        </w:numPr>
+        <w:suppressAutoHyphens w:val="0"/>
+        <w:spacing w:before="100" w:beforeAutospacing="1" w:after="100" w:afterAutospacing="1" w:line="240" w:lineRule="auto"/>
+        <w:rPr>
+          <w:rFonts w:ascii="Times New Roman" w:hAnsi="Times New Roman" w:cs="Times New Roman"/>
+          <w:sz w:val="28"/>
+          <w:szCs w:val="28"/>
+        </w:rPr>
+      </w:pPr>
+      <w:r>
+        <w:rPr>
+          <w:rFonts w:ascii="Times New Roman" w:hAnsi="Times New Roman" w:cs="Times New Roman"/>
+          <w:sz w:val="28"/>
+          <w:szCs w:val="28"/>
+        </w:rPr>
+        <w:t xml:space="preserve">Минск  - Слуцк </w:t>
+      </w:r>
+      <w:r>
+        <w:rPr>
+          <w:rFonts w:ascii="Times New Roman" w:hAnsi="Times New Roman" w:cs="Times New Roman"/>
+          <w:sz w:val="28"/>
+          <w:szCs w:val="28"/>
+        </w:rPr>
+        <w:t>является экземпляром</w:t>
+      </w:r>
+      <w:r>
+        <w:rPr>
+          <w:rFonts w:ascii="Times New Roman" w:hAnsi="Times New Roman" w:cs="Times New Roman"/>
+          <w:sz w:val="28"/>
+          <w:szCs w:val="28"/>
+        </w:rPr>
+        <w:t xml:space="preserve"> Направления</w:t>
+      </w:r>
+    </w:p>
+    <w:p>
+      <w:pPr>
+        <w:pStyle w:val="a9"/>
+        <w:numPr>
+          <w:ilvl w:val="0"/>
+          <w:numId w:val="7"/>
+        </w:numPr>
+        <w:rPr>
+          <w:sz w:val="28"/>
+          <w:szCs w:val="28"/>
+        </w:rPr>
+      </w:pPr>
+      <w:r>
+        <w:rPr>
+          <w:rStyle w:val="aa"/>
+          <w:sz w:val="28"/>
+          <w:szCs w:val="28"/>
+        </w:rPr>
+        <w:t>Являться частью (has-part)</w:t>
+      </w:r>
+      <w:r>
+        <w:rPr>
+          <w:sz w:val="28"/>
+          <w:szCs w:val="28"/>
+        </w:rPr>
+        <w:t>:</w:t>
+      </w:r>
+    </w:p>
+    <w:p>
+      <w:pPr>
+        <w:numPr>
+          <w:ilvl w:val="1"/>
+          <w:numId w:val="7"/>
+        </w:numPr>
+        <w:suppressAutoHyphens w:val="0"/>
+        <w:spacing w:before="100" w:beforeAutospacing="1" w:after="100" w:afterAutospacing="1" w:line="240" w:lineRule="auto"/>
+        <w:rPr>
+          <w:rFonts w:ascii="Times New Roman" w:hAnsi="Times New Roman" w:cs="Times New Roman"/>
+          <w:sz w:val="28"/>
+          <w:szCs w:val="28"/>
+        </w:rPr>
+      </w:pPr>
+      <w:r>
+        <w:rPr>
+          <w:rFonts w:ascii="Times New Roman" w:hAnsi="Times New Roman" w:cs="Times New Roman"/>
+          <w:sz w:val="28"/>
+          <w:szCs w:val="28"/>
+        </w:rPr>
+        <w:t>Поезда имеют направления</w:t>
+      </w:r>
+      <w:r>
+        <w:rPr>
+          <w:rFonts w:ascii="Times New Roman" w:hAnsi="Times New Roman" w:cs="Times New Roman"/>
+          <w:sz w:val="28"/>
+          <w:szCs w:val="28"/>
+        </w:rPr>
+        <w:t>.</w:t>
+      </w:r>
+    </w:p>
+    <w:p>
+      <w:pPr>
+        <w:numPr>
+          <w:ilvl w:val="1"/>
+          <w:numId w:val="7"/>
+        </w:numPr>
+        <w:suppressAutoHyphens w:val="0"/>
+        <w:spacing w:before="100" w:beforeAutospacing="1" w:after="100" w:afterAutospacing="1" w:line="240" w:lineRule="auto"/>
+        <w:rPr>
+          <w:rFonts w:ascii="Times New Roman" w:hAnsi="Times New Roman" w:cs="Times New Roman"/>
+          <w:sz w:val="28"/>
+          <w:szCs w:val="28"/>
+        </w:rPr>
+      </w:pPr>
+      <w:r>
+        <w:rPr>
+          <w:rFonts w:ascii="Times New Roman" w:hAnsi="Times New Roman" w:cs="Times New Roman"/>
+          <w:sz w:val="28"/>
+          <w:szCs w:val="28"/>
+        </w:rPr>
+        <w:t>Билет имеет цену.</w:t>
+      </w:r>
+    </w:p>
+    <w:p>
+      <w:pPr>
+        <w:numPr>
+          <w:ilvl w:val="1"/>
+          <w:numId w:val="7"/>
+        </w:numPr>
+        <w:suppressAutoHyphens w:val="0"/>
+        <w:spacing w:before="100" w:beforeAutospacing="1" w:after="100" w:afterAutospacing="1" w:line="240" w:lineRule="auto"/>
+        <w:rPr>
+          <w:rFonts w:ascii="Times New Roman" w:hAnsi="Times New Roman" w:cs="Times New Roman"/>
+          <w:sz w:val="28"/>
+          <w:szCs w:val="28"/>
+        </w:rPr>
+      </w:pPr>
+      <w:r>
+        <w:rPr>
+          <w:rFonts w:ascii="Times New Roman" w:hAnsi="Times New Roman" w:cs="Times New Roman"/>
+          <w:sz w:val="28"/>
+          <w:szCs w:val="28"/>
+        </w:rPr>
+        <w:t>Билет имеет поезд.</w:t>
+      </w:r>
+    </w:p>
+    <w:p>
+      <w:pPr>
+        <w:pStyle w:val="a9"/>
+        <w:numPr>
+          <w:ilvl w:val="0"/>
+          <w:numId w:val="7"/>
+        </w:numPr>
+        <w:rPr>
+          <w:sz w:val="28"/>
+          <w:szCs w:val="28"/>
+        </w:rPr>
+      </w:pPr>
+      <w:r>
+        <w:rPr>
+          <w:rStyle w:val="aa"/>
+          <w:sz w:val="28"/>
+          <w:szCs w:val="28"/>
+        </w:rPr>
+        <w:t>Функциональные</w:t>
+      </w:r>
+      <w:r>
+        <w:rPr>
+          <w:sz w:val="28"/>
+          <w:szCs w:val="28"/>
+        </w:rPr>
+        <w:t>:</w:t>
+      </w:r>
+    </w:p>
+    <w:p>
+      <w:pPr>
+        <w:numPr>
+          <w:ilvl w:val="1"/>
+          <w:numId w:val="7"/>
+        </w:numPr>
+        <w:suppressAutoHyphens w:val="0"/>
+        <w:spacing w:before="100" w:beforeAutospacing="1" w:after="100" w:afterAutospacing="1" w:line="240" w:lineRule="auto"/>
+        <w:rPr>
+          <w:rFonts w:ascii="Times New Roman" w:hAnsi="Times New Roman" w:cs="Times New Roman"/>
+          <w:sz w:val="28"/>
+          <w:szCs w:val="28"/>
+        </w:rPr>
+      </w:pPr>
+      <w:r>
+        <w:rPr>
+          <w:rFonts w:ascii="Times New Roman" w:hAnsi="Times New Roman" w:cs="Times New Roman"/>
+          <w:sz w:val="28"/>
+          <w:szCs w:val="28"/>
+        </w:rPr>
+        <w:t>Клиент покупает Билет.</w:t>
+      </w:r>
+    </w:p>
+    <w:p>
+      <w:pPr>
+        <w:numPr>
+          <w:ilvl w:val="1"/>
+          <w:numId w:val="7"/>
+        </w:numPr>
+        <w:suppressAutoHyphens w:val="0"/>
+        <w:spacing w:before="100" w:beforeAutospacing="1" w:after="100" w:afterAutospacing="1" w:line="240" w:lineRule="auto"/>
+        <w:rPr>
+          <w:rFonts w:ascii="Times New Roman" w:hAnsi="Times New Roman" w:cs="Times New Roman"/>
+          <w:sz w:val="28"/>
+          <w:szCs w:val="28"/>
+        </w:rPr>
+      </w:pPr>
+      <w:r>
+        <w:rPr>
+          <w:rFonts w:ascii="Times New Roman" w:hAnsi="Times New Roman" w:cs="Times New Roman"/>
+          <w:sz w:val="28"/>
+          <w:szCs w:val="28"/>
+        </w:rPr>
+        <w:t>Кассир продает Билет</w:t>
+      </w:r>
+      <w:r>
+        <w:rPr>
+          <w:rFonts w:ascii="Times New Roman" w:hAnsi="Times New Roman" w:cs="Times New Roman"/>
+          <w:sz w:val="28"/>
+          <w:szCs w:val="28"/>
+        </w:rPr>
+        <w:t>.</w:t>
+      </w:r>
+    </w:p>
+    <w:p>
+      <w:pPr>
+        <w:numPr>
+          <w:ilvl w:val="1"/>
+          <w:numId w:val="7"/>
+        </w:numPr>
+        <w:suppressAutoHyphens w:val="0"/>
+        <w:spacing w:before="100" w:beforeAutospacing="1" w:after="100" w:afterAutospacing="1" w:line="240" w:lineRule="auto"/>
+        <w:rPr>
+          <w:rFonts w:ascii="Times New Roman" w:hAnsi="Times New Roman" w:cs="Times New Roman"/>
+          <w:sz w:val="28"/>
+          <w:szCs w:val="28"/>
+        </w:rPr>
+      </w:pPr>
+      <w:r>
+        <w:rPr>
+          <w:rFonts w:ascii="Times New Roman" w:hAnsi="Times New Roman" w:cs="Times New Roman"/>
+          <w:sz w:val="28"/>
+          <w:szCs w:val="28"/>
+        </w:rPr>
         <w:t>Кассир работает в Ж/Д.</w:t>
       </w:r>
     </w:p>
@@ -1379,10 +1542,10 @@
         </w:rPr>
         <w:lastRenderedPageBreak/>
         <w:drawing>
-          <wp:inline distT="0" distB="0" distL="0" distR="0" wp14:anchorId="5DBB70DA" wp14:editId="7773AF68">
-            <wp:extent cx="5937885" cy="4566285"/>
-            <wp:effectExtent l="0" t="0" r="5715" b="5715"/>
-            <wp:docPr id="2" name="Рисунок 2"/>
+          <wp:inline distT="0" distB="0" distL="0" distR="0" wp14:anchorId="2DF3FA4F" wp14:editId="69A23666">
+            <wp:extent cx="5935980" cy="3505200"/>
+            <wp:effectExtent l="0" t="0" r="7620" b="0"/>
+            <wp:docPr id="1" name="Рисунок 1"/>
             <wp:cNvGraphicFramePr>
               <a:graphicFrameLocks xmlns:a="http://schemas.openxmlformats.org/drawingml/2006/main" noChangeAspect="1"/>
             </wp:cNvGraphicFramePr>
@@ -1411,7 +1574,7 @@
                   <pic:spPr bwMode="auto">
                     <a:xfrm>
                       <a:off x="0" y="0"/>
-                      <a:ext cx="5937885" cy="4566285"/>
+                      <a:ext cx="5935980" cy="3505200"/>
                     </a:xfrm>
                     <a:prstGeom prst="rect">
                       <a:avLst/>
